--- a/задание на практику 4.docx
+++ b/задание на практику 4.docx
@@ -573,6 +573,7 @@
           <w:sz w:val="22"/>
           <w:szCs w:val="22"/>
           <w:vertAlign w:val="superscript"/>
+          <w:lang w:val="en-US"/>
         </w:rPr>
       </w:pPr>
       <w:r>
@@ -608,7 +609,26 @@
           <w:szCs w:val="22"/>
           <w:u w:val="single"/>
         </w:rPr>
-        <w:t xml:space="preserve"> Павловны___________________ </w:t>
+        <w:t xml:space="preserve"> Павловны___________________</w:t>
+      </w:r>
+      <w:r>
+        <w:rPr>
+          <w:color w:val="000000"/>
+          <w:sz w:val="22"/>
+          <w:szCs w:val="22"/>
+          <w:u w:val="single"/>
+        </w:rPr>
+        <w:t>_____________</w:t>
+      </w:r>
+      <w:r>
+        <w:rPr>
+          <w:color w:val="000000"/>
+          <w:sz w:val="22"/>
+          <w:szCs w:val="22"/>
+          <w:u w:val="single"/>
+          <w:lang w:val="en-US"/>
+        </w:rPr>
+        <w:t>_</w:t>
       </w:r>
     </w:p>
     <w:p>
@@ -669,7 +689,7 @@
           <w:szCs w:val="22"/>
           <w:u w:val="single"/>
         </w:rPr>
-        <w:t>, доцент кафедры информационных технологий</w:t>
+        <w:t xml:space="preserve">, доцент кафедры информационных </w:t>
       </w:r>
       <w:r>
         <w:rPr>
@@ -678,25 +698,17 @@
           <w:szCs w:val="22"/>
           <w:u w:val="single"/>
         </w:rPr>
-        <w:t>_________</w:t>
-      </w:r>
-    </w:p>
-    <w:p>
-      <w:pPr>
-        <w:pBdr>
-          <w:top w:val="nil"/>
-          <w:left w:val="nil"/>
-          <w:bottom w:val="nil"/>
-          <w:right w:val="nil"/>
-          <w:between w:val="nil"/>
-        </w:pBdr>
+        <w:t>технологий</w:t>
+      </w:r>
+      <w:r>
         <w:rPr>
           <w:color w:val="000000"/>
           <w:sz w:val="22"/>
           <w:szCs w:val="22"/>
           <w:u w:val="single"/>
         </w:rPr>
-      </w:pPr>
+        <w:t xml:space="preserve"> </w:t>
+      </w:r>
       <w:proofErr w:type="spellStart"/>
       <w:r>
         <w:rPr>
@@ -742,7 +754,7 @@
           <w:szCs w:val="22"/>
           <w:u w:val="single"/>
         </w:rPr>
-        <w:t>_____________________________________________________</w:t>
+        <w:t xml:space="preserve"> </w:t>
       </w:r>
     </w:p>
     <w:p>
@@ -1956,23 +1968,7 @@
                 <w:sz w:val="20"/>
                 <w:szCs w:val="20"/>
               </w:rPr>
-              <w:t>1</w:t>
-            </w:r>
-            <w:r>
-              <w:rPr>
-                <w:color w:val="000000"/>
-                <w:sz w:val="20"/>
-                <w:szCs w:val="20"/>
-              </w:rPr>
-              <w:t>3</w:t>
-            </w:r>
-            <w:r>
-              <w:rPr>
-                <w:color w:val="000000"/>
-                <w:sz w:val="20"/>
-                <w:szCs w:val="20"/>
-              </w:rPr>
-              <w:t>.05.2026</w:t>
+              <w:t>13.05.2026</w:t>
             </w:r>
           </w:p>
         </w:tc>
@@ -2008,23 +2004,7 @@
                 <w:sz w:val="20"/>
                 <w:szCs w:val="20"/>
               </w:rPr>
-              <w:t>1</w:t>
-            </w:r>
-            <w:r>
-              <w:rPr>
-                <w:color w:val="000000"/>
-                <w:sz w:val="20"/>
-                <w:szCs w:val="20"/>
-              </w:rPr>
-              <w:t>4</w:t>
-            </w:r>
-            <w:r>
-              <w:rPr>
-                <w:color w:val="000000"/>
-                <w:sz w:val="20"/>
-                <w:szCs w:val="20"/>
-              </w:rPr>
-              <w:t>.05.2026</w:t>
+              <w:t>14.05.2026</w:t>
             </w:r>
           </w:p>
         </w:tc>
@@ -2160,23 +2140,7 @@
                 <w:sz w:val="20"/>
                 <w:szCs w:val="20"/>
               </w:rPr>
-              <w:t>1</w:t>
-            </w:r>
-            <w:r>
-              <w:rPr>
-                <w:color w:val="000000"/>
-                <w:sz w:val="20"/>
-                <w:szCs w:val="20"/>
-              </w:rPr>
-              <w:t>5</w:t>
-            </w:r>
-            <w:r>
-              <w:rPr>
-                <w:color w:val="000000"/>
-                <w:sz w:val="20"/>
-                <w:szCs w:val="20"/>
-              </w:rPr>
-              <w:t>.05.2026</w:t>
+              <w:t>15.05.2026</w:t>
             </w:r>
           </w:p>
         </w:tc>
@@ -2212,23 +2176,7 @@
                 <w:sz w:val="20"/>
                 <w:szCs w:val="20"/>
               </w:rPr>
-              <w:t>1</w:t>
-            </w:r>
-            <w:r>
-              <w:rPr>
-                <w:color w:val="000000"/>
-                <w:sz w:val="20"/>
-                <w:szCs w:val="20"/>
-              </w:rPr>
-              <w:t>5</w:t>
-            </w:r>
-            <w:r>
-              <w:rPr>
-                <w:color w:val="000000"/>
-                <w:sz w:val="20"/>
-                <w:szCs w:val="20"/>
-              </w:rPr>
-              <w:t>.05.2026</w:t>
+              <w:t>15.05.2026</w:t>
             </w:r>
           </w:p>
         </w:tc>
@@ -2353,23 +2301,7 @@
                 <w:sz w:val="20"/>
                 <w:szCs w:val="20"/>
               </w:rPr>
-              <w:t>1</w:t>
-            </w:r>
-            <w:r>
-              <w:rPr>
-                <w:color w:val="000000"/>
-                <w:sz w:val="20"/>
-                <w:szCs w:val="20"/>
-              </w:rPr>
-              <w:t>6</w:t>
-            </w:r>
-            <w:r>
-              <w:rPr>
-                <w:color w:val="000000"/>
-                <w:sz w:val="20"/>
-                <w:szCs w:val="20"/>
-              </w:rPr>
-              <w:t>.05.2026</w:t>
+              <w:t>16.05.2026</w:t>
             </w:r>
           </w:p>
         </w:tc>
@@ -2405,23 +2337,7 @@
                 <w:sz w:val="20"/>
                 <w:szCs w:val="20"/>
               </w:rPr>
-              <w:t>1</w:t>
-            </w:r>
-            <w:r>
-              <w:rPr>
-                <w:color w:val="000000"/>
-                <w:sz w:val="20"/>
-                <w:szCs w:val="20"/>
-              </w:rPr>
-              <w:t>6</w:t>
-            </w:r>
-            <w:r>
-              <w:rPr>
-                <w:color w:val="000000"/>
-                <w:sz w:val="20"/>
-                <w:szCs w:val="20"/>
-              </w:rPr>
-              <w:t>.05.2026</w:t>
+              <w:t>16.05.2026</w:t>
             </w:r>
           </w:p>
         </w:tc>
@@ -2539,23 +2455,7 @@
                 <w:sz w:val="20"/>
                 <w:szCs w:val="20"/>
               </w:rPr>
-              <w:t>1</w:t>
-            </w:r>
-            <w:r>
-              <w:rPr>
-                <w:color w:val="000000"/>
-                <w:sz w:val="20"/>
-                <w:szCs w:val="20"/>
-              </w:rPr>
-              <w:t>6</w:t>
-            </w:r>
-            <w:r>
-              <w:rPr>
-                <w:color w:val="000000"/>
-                <w:sz w:val="20"/>
-                <w:szCs w:val="20"/>
-              </w:rPr>
-              <w:t>.05.2026</w:t>
+              <w:t>16.05.2026</w:t>
             </w:r>
           </w:p>
         </w:tc>
@@ -2591,23 +2491,7 @@
                 <w:sz w:val="20"/>
                 <w:szCs w:val="20"/>
               </w:rPr>
-              <w:t>1</w:t>
-            </w:r>
-            <w:r>
-              <w:rPr>
-                <w:color w:val="000000"/>
-                <w:sz w:val="20"/>
-                <w:szCs w:val="20"/>
-              </w:rPr>
-              <w:t>6</w:t>
-            </w:r>
-            <w:r>
-              <w:rPr>
-                <w:color w:val="000000"/>
-                <w:sz w:val="20"/>
-                <w:szCs w:val="20"/>
-              </w:rPr>
-              <w:t>.05.2026</w:t>
+              <w:t>16.05.2026</w:t>
             </w:r>
           </w:p>
         </w:tc>
@@ -2899,23 +2783,7 @@
                 <w:sz w:val="20"/>
                 <w:szCs w:val="20"/>
               </w:rPr>
-              <w:t>1</w:t>
-            </w:r>
-            <w:r>
-              <w:rPr>
-                <w:color w:val="000000"/>
-                <w:sz w:val="20"/>
-                <w:szCs w:val="20"/>
-              </w:rPr>
-              <w:t>8</w:t>
-            </w:r>
-            <w:r>
-              <w:rPr>
-                <w:color w:val="000000"/>
-                <w:sz w:val="20"/>
-                <w:szCs w:val="20"/>
-              </w:rPr>
-              <w:t>.05.2026</w:t>
+              <w:t>18.05.2026</w:t>
             </w:r>
           </w:p>
         </w:tc>
@@ -2952,23 +2820,7 @@
                 <w:sz w:val="20"/>
                 <w:szCs w:val="20"/>
               </w:rPr>
-              <w:t>1</w:t>
-            </w:r>
-            <w:r>
-              <w:rPr>
-                <w:color w:val="000000"/>
-                <w:sz w:val="20"/>
-                <w:szCs w:val="20"/>
-              </w:rPr>
-              <w:t>8</w:t>
-            </w:r>
-            <w:r>
-              <w:rPr>
-                <w:color w:val="000000"/>
-                <w:sz w:val="20"/>
-                <w:szCs w:val="20"/>
-              </w:rPr>
-              <w:t>.05.2026</w:t>
+              <w:t>18.05.2026</w:t>
             </w:r>
           </w:p>
         </w:tc>
@@ -3343,23 +3195,7 @@
                 <w:szCs w:val="20"/>
               </w:rPr>
               <w:lastRenderedPageBreak/>
-              <w:t>1</w:t>
-            </w:r>
-            <w:r>
-              <w:rPr>
-                <w:color w:val="000000"/>
-                <w:sz w:val="20"/>
-                <w:szCs w:val="20"/>
-              </w:rPr>
-              <w:t>9</w:t>
-            </w:r>
-            <w:r>
-              <w:rPr>
-                <w:color w:val="000000"/>
-                <w:sz w:val="20"/>
-                <w:szCs w:val="20"/>
-              </w:rPr>
-              <w:t>.05.2026</w:t>
+              <w:t>19.05.2026</w:t>
             </w:r>
           </w:p>
         </w:tc>
@@ -3396,23 +3232,7 @@
                 <w:sz w:val="20"/>
                 <w:szCs w:val="20"/>
               </w:rPr>
-              <w:t>1</w:t>
-            </w:r>
-            <w:r>
-              <w:rPr>
-                <w:color w:val="000000"/>
-                <w:sz w:val="20"/>
-                <w:szCs w:val="20"/>
-              </w:rPr>
-              <w:t>9</w:t>
-            </w:r>
-            <w:r>
-              <w:rPr>
-                <w:color w:val="000000"/>
-                <w:sz w:val="20"/>
-                <w:szCs w:val="20"/>
-              </w:rPr>
-              <w:t>.05.2026</w:t>
+              <w:t>19.05.2026</w:t>
             </w:r>
           </w:p>
         </w:tc>
@@ -4671,6 +4491,7 @@
   <w:style w:type="character" w:default="1" w:styleId="a0">
     <w:name w:val="Default Paragraph Font"/>
     <w:uiPriority w:val="1"/>
+    <w:semiHidden/>
     <w:unhideWhenUsed/>
   </w:style>
   <w:style w:type="table" w:default="1" w:styleId="a1">
